--- a/reasorces/pics analysis .docx
+++ b/reasorces/pics analysis .docx
@@ -1486,16 +1486,11 @@
                         <w:txbxContent>
                           <w:p>
                             <w:r>
-                              <w:t xml:space="preserve">This is the board with a piece on it. The board will be a 2D array of </w:t>
-                            </w:r>
-                            <w:proofErr w:type="spellStart"/>
-                            <w:r>
-                              <w:t>JButton</w:t>
+                              <w:t>This is the board with a piece on it. The board will be a 2D array of JButton</w:t>
                             </w:r>
                             <w:r>
                               <w:t>s</w:t>
                             </w:r>
-                            <w:proofErr w:type="spellEnd"/>
                             <w:r>
                               <w:t xml:space="preserve"> with a </w:t>
                             </w:r>
@@ -1506,15 +1501,7 @@
                               <w:t xml:space="preserve"> of 8 and 8 </w:t>
                             </w:r>
                             <w:r>
-                              <w:t xml:space="preserve">to store the whole grid. The buttons will store a background colour and load images from a file to draw the pieces using icons onto the board. To move a piece simply select the square it is on then select the square you want to move it too. When the piece is moved you need to check if that move is valid and show the square it moved to green or red depending on if the move is valid or not.  You can store the pieces onto the </w:t>
-                            </w:r>
-                            <w:proofErr w:type="spellStart"/>
-                            <w:r>
-                              <w:t>JButtons</w:t>
-                            </w:r>
-                            <w:proofErr w:type="spellEnd"/>
-                            <w:r>
-                              <w:t xml:space="preserve"> by storing them onto text and then setting the foreground to nothing and the text can not be seen.  </w:t>
+                              <w:t xml:space="preserve">to store the whole grid. The buttons will store a background colour and load images from a file to draw the pieces using icons onto the board. To move a piece simply select the square it is on then select the square you want to move it too. When the piece is moved you need to check if that move is valid and show the square it moved to green or red depending on if the move is valid or not.  You can store the pieces onto the JButtons by storing them onto text and then setting the foreground to nothing and the text can not be seen.  </w:t>
                             </w:r>
                           </w:p>
                         </w:txbxContent>
@@ -1627,23 +1614,7 @@
                         <w:txbxContent>
                           <w:p>
                             <w:r>
-                              <w:t xml:space="preserve">The letters and numbers will be stored on in two different </w:t>
-                            </w:r>
-                            <w:proofErr w:type="spellStart"/>
-                            <w:r>
-                              <w:t>JPanel</w:t>
-                            </w:r>
-                            <w:proofErr w:type="spellEnd"/>
-                            <w:r>
-                              <w:t xml:space="preserve"> with each letter and number being its own </w:t>
-                            </w:r>
-                            <w:proofErr w:type="spellStart"/>
-                            <w:r>
-                              <w:t>JLabel</w:t>
-                            </w:r>
-                            <w:proofErr w:type="spellEnd"/>
-                            <w:r>
-                              <w:t xml:space="preserve">. Using a grid layout so the board can easily be </w:t>
+                              <w:t xml:space="preserve">The letters and numbers will be stored on in two different JPanel with each letter and number being its own JLabel. Using a grid layout so the board can easily be </w:t>
                             </w:r>
                             <w:r>
                               <w:t>resized while</w:t>
@@ -1652,15 +1623,7 @@
                               <w:t xml:space="preserve"> the </w:t>
                             </w:r>
                             <w:r>
-                              <w:t xml:space="preserve">letters and numbers stay in alignment to the board. There also will be a way to flip the board simply by changing the text on the </w:t>
-                            </w:r>
-                            <w:proofErr w:type="spellStart"/>
-                            <w:r>
-                              <w:t>JLabel</w:t>
-                            </w:r>
-                            <w:proofErr w:type="spellEnd"/>
-                            <w:r>
-                              <w:t xml:space="preserve"> to be reverse so when switched sides is pressed the Side of the board can also switch easily. </w:t>
+                              <w:t xml:space="preserve">letters and numbers stay in alignment to the board. There also will be a way to flip the board simply by changing the text on the JLabel to be reverse so when switched sides is pressed the Side of the board can also switch easily. </w:t>
                             </w:r>
                           </w:p>
                         </w:txbxContent>
